--- a/templates/08-bo-mau-cap-1-2/12-phieu-dong-y-xu-ly-dlcn.docx
+++ b/templates/08-bo-mau-cap-1-2/12-phieu-dong-y-xu-ly-dlcn.docx
@@ -1038,9 +1038,9 @@
       </w:tblPr>
       <w:tblGrid>
         <w:gridCol w:w="630"/>
-        <w:gridCol w:w="3175"/>
-        <w:gridCol w:w="1367"/>
-        <w:gridCol w:w="2165"/>
+        <w:gridCol w:w="3080"/>
+        <w:gridCol w:w="1334"/>
+        <w:gridCol w:w="2293"/>
         <w:gridCol w:w="772"/>
         <w:gridCol w:w="916"/>
       </w:tblGrid>
@@ -1089,7 +1089,7 @@
         </w:tc>
         <w:tc>
           <w:tcPr>
-            <w:tcW w:type="dxa" w:w="3175"/>
+            <w:tcW w:type="dxa" w:w="3080"/>
             <w:tcBorders>
               <w:top w:val="single" w:color="000000" w:sz="4"/>
               <w:left w:val="single" w:color="000000" w:sz="4"/>
@@ -1127,7 +1127,7 @@
         </w:tc>
         <w:tc>
           <w:tcPr>
-            <w:tcW w:type="dxa" w:w="1367"/>
+            <w:tcW w:type="dxa" w:w="1334"/>
             <w:tcBorders>
               <w:top w:val="single" w:color="000000" w:sz="4"/>
               <w:left w:val="single" w:color="000000" w:sz="4"/>
@@ -1165,7 +1165,7 @@
         </w:tc>
         <w:tc>
           <w:tcPr>
-            <w:tcW w:type="dxa" w:w="2165"/>
+            <w:tcW w:type="dxa" w:w="2293"/>
             <w:tcBorders>
               <w:top w:val="single" w:color="000000" w:sz="4"/>
               <w:left w:val="single" w:color="000000" w:sz="4"/>
@@ -1322,7 +1322,7 @@
         </w:tc>
         <w:tc>
           <w:tcPr>
-            <w:tcW w:type="dxa" w:w="3175"/>
+            <w:tcW w:type="dxa" w:w="3080"/>
             <w:tcBorders>
               <w:top w:val="single" w:color="000000" w:sz="4"/>
               <w:left w:val="single" w:color="000000" w:sz="4"/>
@@ -1359,7 +1359,7 @@
         </w:tc>
         <w:tc>
           <w:tcPr>
-            <w:tcW w:type="dxa" w:w="1367"/>
+            <w:tcW w:type="dxa" w:w="1334"/>
             <w:tcBorders>
               <w:top w:val="single" w:color="000000" w:sz="4"/>
               <w:left w:val="single" w:color="000000" w:sz="4"/>
@@ -1408,7 +1408,7 @@
         </w:tc>
         <w:tc>
           <w:tcPr>
-            <w:tcW w:type="dxa" w:w="2165"/>
+            <w:tcW w:type="dxa" w:w="2293"/>
             <w:tcBorders>
               <w:top w:val="single" w:color="000000" w:sz="4"/>
               <w:left w:val="single" w:color="000000" w:sz="4"/>
@@ -1440,7 +1440,7 @@
                 <w:szCs w:val="20"/>
                 <w:highlight w:val="yellow"/>
               </w:rPr>
-              <w:t xml:space="preserve">30 ngày sau khi xong thủ tục, hoặc khi anh/chị nghỉ việc</w:t>
+              <w:t xml:space="preserve">Khi xong thủ tục bảo hiểm xã hội (chậm nhất khi anh/chị nghỉ việc)</w:t>
             </w:r>
           </w:p>
         </w:tc>
@@ -1563,7 +1563,7 @@
         </w:tc>
         <w:tc>
           <w:tcPr>
-            <w:tcW w:type="dxa" w:w="3175"/>
+            <w:tcW w:type="dxa" w:w="3080"/>
             <w:tcBorders>
               <w:top w:val="single" w:color="000000" w:sz="4"/>
               <w:left w:val="single" w:color="000000" w:sz="4"/>
@@ -1600,7 +1600,7 @@
         </w:tc>
         <w:tc>
           <w:tcPr>
-            <w:tcW w:type="dxa" w:w="1367"/>
+            <w:tcW w:type="dxa" w:w="1334"/>
             <w:tcBorders>
               <w:top w:val="single" w:color="000000" w:sz="4"/>
               <w:left w:val="single" w:color="000000" w:sz="4"/>
@@ -1649,7 +1649,7 @@
         </w:tc>
         <w:tc>
           <w:tcPr>
-            <w:tcW w:type="dxa" w:w="2165"/>
+            <w:tcW w:type="dxa" w:w="2293"/>
             <w:tcBorders>
               <w:top w:val="single" w:color="000000" w:sz="4"/>
               <w:left w:val="single" w:color="000000" w:sz="4"/>
@@ -1804,7 +1804,7 @@
         </w:tc>
         <w:tc>
           <w:tcPr>
-            <w:tcW w:type="dxa" w:w="3175"/>
+            <w:tcW w:type="dxa" w:w="3080"/>
             <w:tcBorders>
               <w:top w:val="single" w:color="000000" w:sz="4"/>
               <w:left w:val="single" w:color="000000" w:sz="4"/>
@@ -1841,7 +1841,7 @@
         </w:tc>
         <w:tc>
           <w:tcPr>
-            <w:tcW w:type="dxa" w:w="1367"/>
+            <w:tcW w:type="dxa" w:w="1334"/>
             <w:tcBorders>
               <w:top w:val="single" w:color="000000" w:sz="4"/>
               <w:left w:val="single" w:color="000000" w:sz="4"/>
@@ -1878,7 +1878,7 @@
         </w:tc>
         <w:tc>
           <w:tcPr>
-            <w:tcW w:type="dxa" w:w="2165"/>
+            <w:tcW w:type="dxa" w:w="2293"/>
             <w:tcBorders>
               <w:top w:val="single" w:color="000000" w:sz="4"/>
               <w:left w:val="single" w:color="000000" w:sz="4"/>
@@ -2032,7 +2032,7 @@
         </w:tc>
         <w:tc>
           <w:tcPr>
-            <w:tcW w:type="dxa" w:w="3175"/>
+            <w:tcW w:type="dxa" w:w="3080"/>
             <w:tcBorders>
               <w:top w:val="single" w:color="000000" w:sz="4"/>
               <w:left w:val="single" w:color="000000" w:sz="4"/>
@@ -2093,7 +2093,7 @@
         </w:tc>
         <w:tc>
           <w:tcPr>
-            <w:tcW w:type="dxa" w:w="1367"/>
+            <w:tcW w:type="dxa" w:w="1334"/>
             <w:tcBorders>
               <w:top w:val="single" w:color="000000" w:sz="4"/>
               <w:left w:val="single" w:color="000000" w:sz="4"/>
@@ -2130,7 +2130,7 @@
         </w:tc>
         <w:tc>
           <w:tcPr>
-            <w:tcW w:type="dxa" w:w="2165"/>
+            <w:tcW w:type="dxa" w:w="2293"/>
             <w:tcBorders>
               <w:top w:val="single" w:color="000000" w:sz="4"/>
               <w:left w:val="single" w:color="000000" w:sz="4"/>
@@ -2284,7 +2284,7 @@
         </w:tc>
         <w:tc>
           <w:tcPr>
-            <w:tcW w:type="dxa" w:w="3175"/>
+            <w:tcW w:type="dxa" w:w="3080"/>
             <w:tcBorders>
               <w:top w:val="single" w:color="000000" w:sz="4"/>
               <w:left w:val="single" w:color="000000" w:sz="4"/>
@@ -2333,7 +2333,7 @@
         </w:tc>
         <w:tc>
           <w:tcPr>
-            <w:tcW w:type="dxa" w:w="1367"/>
+            <w:tcW w:type="dxa" w:w="1334"/>
             <w:tcBorders>
               <w:top w:val="single" w:color="000000" w:sz="4"/>
               <w:left w:val="single" w:color="000000" w:sz="4"/>
@@ -2370,7 +2370,7 @@
         </w:tc>
         <w:tc>
           <w:tcPr>
-            <w:tcW w:type="dxa" w:w="2165"/>
+            <w:tcW w:type="dxa" w:w="2293"/>
             <w:tcBorders>
               <w:top w:val="single" w:color="000000" w:sz="4"/>
               <w:left w:val="single" w:color="000000" w:sz="4"/>
